--- a/public/downloads/przykladowa-praca-magisterska-kognitywistyka.docx
+++ b/public/downloads/przykladowa-praca-magisterska-kognitywistyka.docx
@@ -117,7 +117,7 @@
         <w:t xml:space="preserve">: hipotezy z modeli dwuprocesowych → plan eksperymentalny z manipulacją i randomizacją → procedura komputerowa (bodźce, pomiar poprawności i czasów reakcji) → analiza z testowaniem interakcji. Kognitywistyka wymaga precyzji na poziomie procedury: liczba prób, czasy ekspozycji, kontrbalansacja. Niebieskie adnotacje — usuń w swojej pracy. Dane są fikcyjne. Pełne poradniki: praca-magisterska.pl/poradniki/</w:t>
       </w:r>
     </w:p>
-    <w:bookmarkStart w:id="20" w:name="streszczenie"/>
+    <w:bookmarkStart w:id="9" w:name="_streszczenie"/>
     <w:p>
       <w:pPr>
         <w:pStyle w:val="Heading1"/>
@@ -160,8 +160,8 @@
         <w:t xml:space="preserve">[Streszczenie pracy kognitywistycznej: model teoretyczny → hipotezy → plan (z oznaczeniem, co między-, a co wewnątrzosobowo) → próba → wskaźniki (d′, czasy reakcji) → wynik z wielkością efektu. Wielkości efektów (η²p, d Cohena) są w tej dyscyplinie standardem raportowania.]</w:t>
       </w:r>
     </w:p>
-    <w:bookmarkEnd w:id="20"/>
-    <w:bookmarkStart w:id="21" w:name="spis-treści"/>
+    <w:bookmarkEnd w:id="9"/>
+    <w:bookmarkStart w:id="10" w:name="_68349d0c7d64ae346c98bcec9a8185b5790f4f0"/>
     <w:p>
       <w:pPr>
         <w:pStyle w:val="Heading1"/>
@@ -357,8 +357,8 @@
         <w:t xml:space="preserve"> </w:t>
       </w:r>
     </w:p>
-    <w:bookmarkEnd w:id="21"/>
-    <w:bookmarkStart w:id="25" w:name="rozdział-2.-metoda"/>
+    <w:bookmarkEnd w:id="10"/>
+    <w:bookmarkStart w:id="14" w:name="_a1a9831a84e61dc37fcdfa45c5d3283b1072062"/>
     <w:p>
       <w:pPr>
         <w:pStyle w:val="Heading1"/>
@@ -367,7 +367,7 @@
         <w:t xml:space="preserve">Rozdział 2. Metoda</w:t>
       </w:r>
     </w:p>
-    <w:bookmarkStart w:id="22" w:name="plan-eksperymentu-i-osoby-badane"/>
+    <w:bookmarkStart w:id="11" w:name="_3780206dc5a6855a5a66abeef0b0a85c747a7ef"/>
     <w:p>
       <w:pPr>
         <w:pStyle w:val="Heading2"/>
@@ -392,8 +392,8 @@
         <w:t xml:space="preserve">[Standard kognitywistyczny: plan z oznaczeniem czynników między/wewnątrz, randomizacja, ANALIZA MOCY A PRIORI (uzasadnienie liczebności — np. w G*Power), zgoda komisji i debriefing. Ten akapit w dużej mierze decyduje o ocenie metody.]</w:t>
       </w:r>
     </w:p>
-    <w:bookmarkEnd w:id="22"/>
-    <w:bookmarkStart w:id="23" w:name="materiały-bodźcowe"/>
+    <w:bookmarkEnd w:id="11"/>
+    <w:bookmarkStart w:id="12" w:name="_b1f612ce9d4912245360cc91085d440dd457f4b"/>
     <w:p>
       <w:pPr>
         <w:pStyle w:val="Heading2"/>
@@ -410,8 +410,8 @@
         <w:t xml:space="preserve">Pulę bodźców stanowiło 60 twierdzeń o świecie (30 prawdziwych, 30 nieprawdziwych), zrównoważonych pod względem długości i tematyki. Płynność przetwarzania twierdzeń nieprawdziwych zróżnicowano na podstawie pretestu (N = 25, osobna próba): za twierdzenia o wysokiej płynności uznano te oceniane jako „znajomo brzmiące” powyżej mediany. Kolejność prezentacji randomizowano dla każdej osoby, a przypisanie twierdzeń do bloków kontrbalansowano.</w:t>
       </w:r>
     </w:p>
-    <w:bookmarkEnd w:id="23"/>
-    <w:bookmarkStart w:id="24" w:name="procedura"/>
+    <w:bookmarkEnd w:id="12"/>
+    <w:bookmarkStart w:id="13" w:name="_procedura"/>
     <w:p>
       <w:pPr>
         <w:pStyle w:val="Heading2"/>
@@ -436,9 +436,9 @@
         <w:t xml:space="preserve">[Procedura opisana do poziomu milisekund i klawiszy — tak, by dało się ją zreplikować. Zwróć uwagę na trening przed zadaniem właściwym i kontrolę wykonania zadania równoległego (odpytanie sekwencji) jako sprawdzian manipulacji.]</w:t>
       </w:r>
     </w:p>
-    <w:bookmarkEnd w:id="24"/>
-    <w:bookmarkEnd w:id="25"/>
-    <w:bookmarkStart w:id="28" w:name="rozdział-3.-wyniki"/>
+    <w:bookmarkEnd w:id="13"/>
+    <w:bookmarkEnd w:id="14"/>
+    <w:bookmarkStart w:id="17" w:name="_6e860dd1a63917aa9ec83d81b69b25253201281"/>
     <w:p>
       <w:pPr>
         <w:pStyle w:val="Heading1"/>
@@ -447,7 +447,7 @@
         <w:t xml:space="preserve">Rozdział 3. Wyniki</w:t>
       </w:r>
     </w:p>
-    <w:bookmarkStart w:id="26" w:name="kontrola-manipulacji-i-dane-odrzucone"/>
+    <w:bookmarkStart w:id="15" w:name="_02871febc35e8c3ffb418b52676ef46c60d422b"/>
     <w:p>
       <w:pPr>
         <w:pStyle w:val="Heading2"/>
@@ -464,8 +464,8 @@
         <w:t xml:space="preserve">Poprawność odtwarzania sekwencji cyfr w grupie z obciążeniem wyniosła średnio 87%, co potwierdza wykonywanie zadania równoległego. Z analiz wykluczono dane 3 osób (poprawność zadania cyfrowego poniżej 60%) oraz pojedyncze próby z czasami reakcji poniżej 300 ms lub powyżej 3 odchyleń standardowych od średniej osoby (2,1% prób).</w:t>
       </w:r>
     </w:p>
-    <w:bookmarkEnd w:id="26"/>
-    <w:bookmarkStart w:id="27" w:name="trafność-detekcji-d"/>
+    <w:bookmarkEnd w:id="15"/>
+    <w:bookmarkStart w:id="16" w:name="_8440eb7084659065e8831febdc588d78a4028e7"/>
     <w:p>
       <w:pPr>
         <w:pStyle w:val="Heading2"/>
@@ -610,9 +610,9 @@
         <w:t xml:space="preserve">[Raportowanie w konwencji APA: statystyka testu ze stopniami swobody, p, wielkość efektu; interakcja rozkładana efektami prostymi. Tabela pokazuje wzorzec interakcji — to on, nie same efekty główne, jest sednem wyniku.]</w:t>
       </w:r>
     </w:p>
-    <w:bookmarkEnd w:id="27"/>
-    <w:bookmarkEnd w:id="28"/>
-    <w:bookmarkStart w:id="29" w:name="rozdział-4.-dyskusja"/>
+    <w:bookmarkEnd w:id="16"/>
+    <w:bookmarkEnd w:id="17"/>
+    <w:bookmarkStart w:id="18" w:name="_a5e83a5bee12c6166517ed78eba9af74e21dfa9"/>
     <w:p>
       <w:pPr>
         <w:pStyle w:val="Heading1"/>
@@ -629,8 +629,8 @@
         <w:t xml:space="preserve">Wyniki wspierają dwuprocesowe wyjaśnienie oceny prawdziwości: gdy zasoby pamięci roboczej są zajęte, ocena częściej opiera się na heurystyce płynności, co zwiększa akceptację nieprawdziwych, lecz znajomo brzmiących twierdzeń. Wzorzec ten ma znaczenie praktyczne dla rozumienia podatności na dezinformację w środowiskach przeciążenia informacyjnego. Ograniczenia: próba studencka, materiał ograniczony do twierdzeń o świecie (bez treści społecznie angażujących), laboratoryjny charakter obciążenia. Kierunki dalszych badań obejmują replikację na materiale newsowym i manipulację motywacją do refleksji.</w:t>
       </w:r>
     </w:p>
-    <w:bookmarkEnd w:id="29"/>
-    <w:bookmarkStart w:id="33" w:name="bibliografia"/>
+    <w:bookmarkEnd w:id="18"/>
+    <w:bookmarkStart w:id="23" w:name="_bibliografia"/>
     <w:p>
       <w:pPr>
         <w:pStyle w:val="Heading1"/>
@@ -728,7 +728,7 @@
     </w:p>
     <w:p>
       <w:pPr>
-        <w:pStyle w:val="BodyText"/>
+        <w:pStyle w:val="FirstParagraph"/>
       </w:pPr>
       <w:r>
         <w:t xml:space="preserve">Wzór przygotowała redakcja serwisu</w:t>
@@ -756,7 +756,7 @@
           <w:b/>
           <w:bCs/>
         </w:rPr>
-        <w:t xml:space="preserve">Smart-Edu.ai — pierwsza wersja pracy w kilka godzin, nie w kilka miesięcy</w:t>
+        <w:t xml:space="preserve">„Jak napisać pracę magisterską z kognitywistyki” — przewodnik do tego wzoru</w:t>
       </w:r>
     </w:p>
     <w:p>
@@ -764,21 +764,21 @@
         <w:pStyle w:val="Note"/>
       </w:pPr>
       <w:r>
-        <w:t xml:space="preserve">Podajesz temat, kierunek studiów i wytyczne promotora, a sztuczna inteligencja generuje unikalny, gotowy do edycji tekst: z poprawną strukturą rozdziałów, przypisami i bibliografią. Rejestracja jest darmowa, płacisz wyłącznie za wygenerowany tekst.</w:t>
+        <w:t xml:space="preserve">Wzór pokazuje układ pracy. Przewodnik pokazuje, jak wypełnić każdy rozdział treścią: dobór metody i narzędzi, analiza wyników, typowe uwagi recenzentów. PDF + EPUB, 49 zł, dostęp od razu po płatności.</w:t>
       </w:r>
     </w:p>
     <w:p>
       <w:pPr>
         <w:pStyle w:val="Note"/>
       </w:pPr>
-      <w:hyperlink r:id="rId30">
+      <w:hyperlink r:id="rId19">
         <w:r>
           <w:rPr>
             <w:rStyle w:val="Hyperlink"/>
             <w:b/>
             <w:bCs/>
           </w:rPr>
-          <w:t xml:space="preserve">www.smart-edu.ai/pl/masters-thesis</w:t>
+          <w:t xml:space="preserve">praca-magisterska.pl/sklep/jak-napisac-prace-magisterska-z-kognitywistyki/</w:t>
         </w:r>
       </w:hyperlink>
     </w:p>
@@ -787,35 +787,50 @@
         <w:pStyle w:val="BodyText"/>
       </w:pPr>
       <w:r>
-        <w:t xml:space="preserve">Wolisz napisać pracę w pełni samodzielnie? Pomoże Ci ebook</w:t>
-      </w:r>
-      <w:r>
-        <w:t xml:space="preserve"> </w:t>
-      </w:r>
-      <w:r>
-        <w:rPr>
-          <w:b/>
-          <w:bCs/>
-        </w:rPr>
-        <w:t xml:space="preserve">„Jak napisać pracę magisterską. Kompletny przewodnik od A do Z”</w:t>
-      </w:r>
-      <w:r>
-        <w:t xml:space="preserve"> </w:t>
-      </w:r>
-      <w:r>
-        <w:t xml:space="preserve">— 250 stron praktycznych wskazówek, szablonów i checklist, z rozdziałem o etycznym korzystaniu z AI:</w:t>
-      </w:r>
-      <w:r>
-        <w:t xml:space="preserve"> </w:t>
-      </w:r>
-      <w:hyperlink r:id="rId31">
+        <w:t xml:space="preserve">Chcesz zobaczyć kompletną pracę z przypisami i bibliografią? Zajrzyj do</w:t>
+      </w:r>
+      <w:r>
+        <w:t xml:space="preserve"> </w:t>
+      </w:r>
+      <w:hyperlink r:id="rId20">
         <w:r>
           <w:rPr>
             <w:rStyle w:val="Hyperlink"/>
           </w:rPr>
-          <w:t xml:space="preserve">www.praca-magisterska.pl/sklep/praca-magisterska-ebook/</w:t>
+          <w:t xml:space="preserve">katalogu gotowych prac wzorcowych</w:t>
         </w:r>
       </w:hyperlink>
+      <w:r>
+        <w:t xml:space="preserve"> </w:t>
+      </w:r>
+      <w:r>
+        <w:t xml:space="preserve">(59 zł za pracę).</w:t>
+      </w:r>
+    </w:p>
+    <w:p>
+      <w:pPr>
+        <w:pStyle w:val="BodyText"/>
+      </w:pPr>
+      <w:r>
+        <w:t xml:space="preserve">Generator</w:t>
+      </w:r>
+      <w:r>
+        <w:t xml:space="preserve"> </w:t>
+      </w:r>
+      <w:hyperlink r:id="rId21">
+        <w:r>
+          <w:rPr>
+            <w:rStyle w:val="Hyperlink"/>
+          </w:rPr>
+          <w:t xml:space="preserve">Smart-Edu.ai</w:t>
+        </w:r>
+      </w:hyperlink>
+      <w:r>
+        <w:t xml:space="preserve"> </w:t>
+      </w:r>
+      <w:r>
+        <w:t xml:space="preserve">przygotuje pierwszą wersję tekstu z pomocą sztucznej inteligencji, jeśli wolisz zacząć od szkicu.</w:t>
+      </w:r>
     </w:p>
     <w:p>
       <w:pPr>
@@ -831,7 +846,7 @@
       <w:r>
         <w:t xml:space="preserve"> </w:t>
       </w:r>
-      <w:hyperlink r:id="rId32">
+      <w:hyperlink r:id="rId22">
         <w:r>
           <w:rPr>
             <w:rStyle w:val="Hyperlink"/>
@@ -842,7 +857,7 @@
         </w:r>
       </w:hyperlink>
     </w:p>
-    <w:bookmarkEnd w:id="33"/>
+    <w:bookmarkEnd w:id="23"/>
     <w:sectPr/>
   </w:body>
 </w:document>
